--- a/IT innlevering - om meg.docx
+++ b/IT innlevering - om meg.docx
@@ -33,37 +33,19 @@
           <w:rPr>
             <w:rStyle w:val="Hyperkobling"/>
           </w:rPr>
-          <w:t>https://github.com/Ka</w:t>
+          <w:t>https://github.com/</w:t>
         </w:r>
         <w:r>
           <w:rPr>
             <w:rStyle w:val="Hyperkobling"/>
           </w:rPr>
-          <w:t>j</w:t>
+          <w:t>K</w:t>
         </w:r>
         <w:r>
           <w:rPr>
             <w:rStyle w:val="Hyperkobling"/>
           </w:rPr>
-          <w:t>ahols</w:t>
-        </w:r>
-        <w:r>
-          <w:rPr>
-            <w:rStyle w:val="Hyperkobling"/>
-          </w:rPr>
-          <w:t>/</w:t>
-        </w:r>
-        <w:r>
-          <w:rPr>
-            <w:rStyle w:val="Hyperkobling"/>
-          </w:rPr>
-          <w:t>O</w:t>
-        </w:r>
-        <w:r>
-          <w:rPr>
-            <w:rStyle w:val="Hyperkobling"/>
-          </w:rPr>
-          <w:t>m-Meg</w:t>
+          <w:t>ajahols/Om-Meg</w:t>
         </w:r>
       </w:hyperlink>
     </w:p>
@@ -100,41 +82,26 @@
         <w:t>:</w:t>
       </w:r>
     </w:p>
-    <w:p/>
+    <w:p>
+      <w:pPr>
+        <w:rPr>
+          <w:b/>
+          <w:bCs/>
+        </w:rPr>
+      </w:pPr>
+    </w:p>
     <w:p>
       <w:hyperlink r:id="rId5" w:history="1">
         <w:r>
           <w:rPr>
             <w:rStyle w:val="Hyperkobling"/>
           </w:rPr>
-          <w:t>https:/</w:t>
-        </w:r>
-        <w:r>
-          <w:rPr>
-            <w:rStyle w:val="Hyperkobling"/>
-          </w:rPr>
-          <w:t>/</w:t>
-        </w:r>
-        <w:r>
-          <w:rPr>
-            <w:rStyle w:val="Hyperkobling"/>
-          </w:rPr>
-          <w:t>kaja</w:t>
-        </w:r>
-        <w:r>
-          <w:rPr>
-            <w:rStyle w:val="Hyperkobling"/>
-          </w:rPr>
-          <w:t>h</w:t>
-        </w:r>
-        <w:r>
-          <w:rPr>
-            <w:rStyle w:val="Hyperkobling"/>
-          </w:rPr>
-          <w:t>ols.github.io/Om-Meg/</w:t>
+          <w:t>https://kajahols.github.io/Om-Meg/</w:t>
         </w:r>
       </w:hyperlink>
     </w:p>
+    <w:p/>
+    <w:p/>
     <w:p/>
     <w:sectPr>
       <w:pgSz w:w="11906" w:h="16838"/>
